--- a/Документы/Ведомость.docx
+++ b/Документы/Ведомость.docx
@@ -30,6 +30,7 @@
         <w:gridCol w:w="283"/>
         <w:gridCol w:w="709"/>
         <w:gridCol w:w="1134"/>
+        <w:gridCol w:w="60"/>
       </w:tblGrid>
       <w:tr>
         <w:trPr>
@@ -99,8 +100,8 @@
         </w:tc>
         <w:tc>
           <w:tcPr>
-            <w:tcW w:w="1843" w:type="dxa"/>
-            <w:gridSpan w:val="2"/>
+            <w:tcW w:w="1903" w:type="dxa"/>
+            <w:gridSpan w:val="3"/>
             <w:tcBorders>
               <w:left w:val="single" w:sz="4" w:space="0" w:color="auto"/>
               <w:bottom w:val="single" w:sz="4" w:space="0" w:color="auto"/>
@@ -184,8 +185,8 @@
         </w:tc>
         <w:tc>
           <w:tcPr>
-            <w:tcW w:w="1843" w:type="dxa"/>
-            <w:gridSpan w:val="2"/>
+            <w:tcW w:w="1903" w:type="dxa"/>
+            <w:gridSpan w:val="3"/>
             <w:tcBorders>
               <w:top w:val="single" w:sz="4" w:space="0" w:color="auto"/>
               <w:left w:val="single" w:sz="4" w:space="0" w:color="auto"/>
@@ -259,8 +260,8 @@
         </w:tc>
         <w:tc>
           <w:tcPr>
-            <w:tcW w:w="1843" w:type="dxa"/>
-            <w:gridSpan w:val="2"/>
+            <w:tcW w:w="1903" w:type="dxa"/>
+            <w:gridSpan w:val="3"/>
             <w:tcBorders>
               <w:top w:val="single" w:sz="4" w:space="0" w:color="000000"/>
               <w:left w:val="single" w:sz="4" w:space="0" w:color="auto"/>
@@ -322,8 +323,8 @@
         </w:tc>
         <w:tc>
           <w:tcPr>
-            <w:tcW w:w="1843" w:type="dxa"/>
-            <w:gridSpan w:val="2"/>
+            <w:tcW w:w="1903" w:type="dxa"/>
+            <w:gridSpan w:val="3"/>
             <w:tcBorders>
               <w:top w:val="single" w:sz="4" w:space="0" w:color="000000"/>
               <w:left w:val="single" w:sz="4" w:space="0" w:color="auto"/>
@@ -416,6 +417,8 @@
               <w:rPr>
                 <w:rFonts w:ascii="GOST type B" w:hAnsi="GOST type B"/>
                 <w:i/>
+                <w:sz w:val="24"/>
+                <w:szCs w:val="24"/>
               </w:rPr>
               <w:t>104</w:t>
             </w:r>
@@ -463,8 +466,8 @@
         </w:tc>
         <w:tc>
           <w:tcPr>
-            <w:tcW w:w="1843" w:type="dxa"/>
-            <w:gridSpan w:val="2"/>
+            <w:tcW w:w="1903" w:type="dxa"/>
+            <w:gridSpan w:val="3"/>
             <w:tcBorders>
               <w:top w:val="single" w:sz="4" w:space="0" w:color="000000"/>
               <w:left w:val="single" w:sz="4" w:space="0" w:color="auto"/>
@@ -568,8 +571,8 @@
         </w:tc>
         <w:tc>
           <w:tcPr>
-            <w:tcW w:w="1843" w:type="dxa"/>
-            <w:gridSpan w:val="2"/>
+            <w:tcW w:w="1903" w:type="dxa"/>
+            <w:gridSpan w:val="3"/>
             <w:tcBorders>
               <w:top w:val="single" w:sz="4" w:space="0" w:color="000000"/>
               <w:left w:val="single" w:sz="4" w:space="0" w:color="auto"/>
@@ -643,8 +646,8 @@
         </w:tc>
         <w:tc>
           <w:tcPr>
-            <w:tcW w:w="1843" w:type="dxa"/>
-            <w:gridSpan w:val="2"/>
+            <w:tcW w:w="1903" w:type="dxa"/>
+            <w:gridSpan w:val="3"/>
             <w:tcBorders>
               <w:top w:val="single" w:sz="4" w:space="0" w:color="000000"/>
               <w:left w:val="single" w:sz="4" w:space="0" w:color="auto"/>
@@ -707,8 +710,8 @@
         </w:tc>
         <w:tc>
           <w:tcPr>
-            <w:tcW w:w="1843" w:type="dxa"/>
-            <w:gridSpan w:val="2"/>
+            <w:tcW w:w="1903" w:type="dxa"/>
+            <w:gridSpan w:val="3"/>
             <w:tcBorders>
               <w:top w:val="single" w:sz="4" w:space="0" w:color="000000"/>
               <w:left w:val="single" w:sz="4" w:space="0" w:color="auto"/>
@@ -774,8 +777,8 @@
         </w:tc>
         <w:tc>
           <w:tcPr>
-            <w:tcW w:w="1843" w:type="dxa"/>
-            <w:gridSpan w:val="2"/>
+            <w:tcW w:w="1903" w:type="dxa"/>
+            <w:gridSpan w:val="3"/>
             <w:tcBorders>
               <w:top w:val="single" w:sz="4" w:space="0" w:color="000000"/>
               <w:left w:val="single" w:sz="4" w:space="0" w:color="auto"/>
@@ -839,12 +842,30 @@
                 <w:sz w:val="20"/>
               </w:rPr>
             </w:pPr>
-          </w:p>
-        </w:tc>
-        <w:tc>
-          <w:tcPr>
-            <w:tcW w:w="1843" w:type="dxa"/>
-            <w:gridSpan w:val="2"/>
+            <w:r>
+              <w:rPr>
+                <w:rFonts w:ascii="GOST type B" w:hAnsi="GOST type B"/>
+                <w:i/>
+                <w:sz w:val="24"/>
+                <w:u w:val="single"/>
+              </w:rPr>
+              <w:t xml:space="preserve"> </w:t>
+            </w:r>
+            <w:r>
+              <w:rPr>
+                <w:rFonts w:ascii="GOST type B" w:hAnsi="GOST type B"/>
+                <w:i/>
+                <w:sz w:val="24"/>
+                <w:u w:val="single"/>
+              </w:rPr>
+              <w:t>Графические документы</w:t>
+            </w:r>
+          </w:p>
+        </w:tc>
+        <w:tc>
+          <w:tcPr>
+            <w:tcW w:w="1903" w:type="dxa"/>
+            <w:gridSpan w:val="3"/>
             <w:tcBorders>
               <w:top w:val="single" w:sz="4" w:space="0" w:color="000000"/>
               <w:left w:val="single" w:sz="4" w:space="0" w:color="auto"/>
@@ -910,21 +931,12 @@
                 <w:sz w:val="24"/>
               </w:rPr>
             </w:pPr>
-            <w:r>
-              <w:rPr>
-                <w:rFonts w:ascii="GOST type B" w:hAnsi="GOST type B"/>
-                <w:i/>
-                <w:sz w:val="24"/>
-                <w:u w:val="single"/>
-              </w:rPr>
-              <w:t>Графические документы</w:t>
-            </w:r>
-          </w:p>
-        </w:tc>
-        <w:tc>
-          <w:tcPr>
-            <w:tcW w:w="1843" w:type="dxa"/>
-            <w:gridSpan w:val="2"/>
+          </w:p>
+        </w:tc>
+        <w:tc>
+          <w:tcPr>
+            <w:tcW w:w="1903" w:type="dxa"/>
+            <w:gridSpan w:val="3"/>
             <w:tcBorders>
               <w:top w:val="single" w:sz="4" w:space="0" w:color="000000"/>
               <w:left w:val="single" w:sz="4" w:space="0" w:color="auto"/>
@@ -966,6 +978,63 @@
                 <w:sz w:val="20"/>
               </w:rPr>
             </w:pPr>
+            <w:r>
+              <w:rPr>
+                <w:rFonts w:ascii="GOST type B" w:hAnsi="GOST type B"/>
+                <w:i/>
+                <w:sz w:val="24"/>
+                <w:lang w:val="en-US"/>
+              </w:rPr>
+              <w:t xml:space="preserve"> </w:t>
+            </w:r>
+            <w:r>
+              <w:rPr>
+                <w:rFonts w:ascii="GOST type B" w:hAnsi="GOST type B"/>
+                <w:i/>
+                <w:sz w:val="24"/>
+              </w:rPr>
+              <w:t xml:space="preserve">ГУИР. </w:t>
+            </w:r>
+            <w:r>
+              <w:rPr>
+                <w:rFonts w:ascii="GOST type B" w:hAnsi="GOST type B"/>
+                <w:i/>
+                <w:sz w:val="24"/>
+                <w:lang w:val="en-US"/>
+              </w:rPr>
+              <w:t>153502</w:t>
+            </w:r>
+            <w:r>
+              <w:rPr>
+                <w:rFonts w:ascii="GOST type B" w:hAnsi="GOST type B"/>
+                <w:i/>
+                <w:sz w:val="24"/>
+              </w:rPr>
+              <w:t>-0</w:t>
+            </w:r>
+            <w:r>
+              <w:rPr>
+                <w:rFonts w:ascii="GOST type B" w:hAnsi="GOST type B"/>
+                <w:i/>
+                <w:sz w:val="24"/>
+              </w:rPr>
+              <w:t>1</w:t>
+            </w:r>
+            <w:r>
+              <w:rPr>
+                <w:rFonts w:ascii="GOST type B" w:hAnsi="GOST type B"/>
+                <w:i/>
+              </w:rPr>
+              <w:t xml:space="preserve"> </w:t>
+            </w:r>
+            <w:r>
+              <w:rPr>
+                <w:rFonts w:ascii="GOST type B" w:hAnsi="GOST type B"/>
+                <w:i/>
+                <w:sz w:val="24"/>
+              </w:rPr>
+              <w:t>ПД</w:t>
+            </w:r>
           </w:p>
         </w:tc>
         <w:tc>
@@ -988,27 +1057,51 @@
                 <w:sz w:val="20"/>
               </w:rPr>
             </w:pPr>
-          </w:p>
-        </w:tc>
-        <w:tc>
-          <w:tcPr>
-            <w:tcW w:w="1843" w:type="dxa"/>
-            <w:gridSpan w:val="2"/>
-            <w:tcBorders>
-              <w:top w:val="single" w:sz="4" w:space="0" w:color="000000"/>
-              <w:left w:val="single" w:sz="4" w:space="0" w:color="auto"/>
-              <w:bottom w:val="single" w:sz="4" w:space="0" w:color="000000"/>
-            </w:tcBorders>
-          </w:tcPr>
-          <w:p>
-            <w:pPr>
-              <w:pStyle w:val="TableParagraph"/>
-              <w:rPr>
-                <w:rFonts w:ascii="GOST type B" w:hAnsi="GOST type B"/>
-                <w:i/>
-                <w:sz w:val="20"/>
-              </w:rPr>
-            </w:pPr>
+            <w:r>
+              <w:rPr>
+                <w:rFonts w:ascii="GOST type B" w:hAnsi="GOST type B"/>
+                <w:i/>
+                <w:sz w:val="24"/>
+              </w:rPr>
+              <w:t xml:space="preserve"> Диаграмма компонентов</w:t>
+            </w:r>
+          </w:p>
+        </w:tc>
+        <w:tc>
+          <w:tcPr>
+            <w:tcW w:w="1903" w:type="dxa"/>
+            <w:gridSpan w:val="3"/>
+            <w:tcBorders>
+              <w:top w:val="single" w:sz="4" w:space="0" w:color="000000"/>
+              <w:left w:val="single" w:sz="4" w:space="0" w:color="auto"/>
+              <w:bottom w:val="single" w:sz="4" w:space="0" w:color="000000"/>
+            </w:tcBorders>
+          </w:tcPr>
+          <w:p>
+            <w:pPr>
+              <w:pStyle w:val="TableParagraph"/>
+              <w:rPr>
+                <w:rFonts w:ascii="GOST type B" w:hAnsi="GOST type B"/>
+                <w:i/>
+                <w:sz w:val="20"/>
+              </w:rPr>
+            </w:pPr>
+            <w:r>
+              <w:rPr>
+                <w:rFonts w:ascii="GOST type B" w:hAnsi="GOST type B"/>
+                <w:i/>
+                <w:sz w:val="24"/>
+              </w:rPr>
+              <w:t xml:space="preserve">  </w:t>
+            </w:r>
+            <w:r>
+              <w:rPr>
+                <w:rFonts w:ascii="GOST type B" w:hAnsi="GOST type B"/>
+                <w:i/>
+                <w:sz w:val="24"/>
+              </w:rPr>
+              <w:t>Формат А4</w:t>
+            </w:r>
           </w:p>
         </w:tc>
       </w:tr>
@@ -1035,63 +1128,6 @@
                 <w:sz w:val="20"/>
               </w:rPr>
             </w:pPr>
-            <w:r>
-              <w:rPr>
-                <w:rFonts w:ascii="GOST type B" w:hAnsi="GOST type B"/>
-                <w:i/>
-                <w:sz w:val="24"/>
-                <w:lang w:val="en-US"/>
-              </w:rPr>
-              <w:t xml:space="preserve"> </w:t>
-            </w:r>
-            <w:r>
-              <w:rPr>
-                <w:rFonts w:ascii="GOST type B" w:hAnsi="GOST type B"/>
-                <w:i/>
-                <w:sz w:val="24"/>
-              </w:rPr>
-              <w:t xml:space="preserve">ГУИР. </w:t>
-            </w:r>
-            <w:r>
-              <w:rPr>
-                <w:rFonts w:ascii="GOST type B" w:hAnsi="GOST type B"/>
-                <w:i/>
-                <w:sz w:val="24"/>
-                <w:lang w:val="en-US"/>
-              </w:rPr>
-              <w:t>153502</w:t>
-            </w:r>
-            <w:r>
-              <w:rPr>
-                <w:rFonts w:ascii="GOST type B" w:hAnsi="GOST type B"/>
-                <w:i/>
-                <w:sz w:val="24"/>
-              </w:rPr>
-              <w:t>-0</w:t>
-            </w:r>
-            <w:r>
-              <w:rPr>
-                <w:rFonts w:ascii="GOST type B" w:hAnsi="GOST type B"/>
-                <w:i/>
-                <w:sz w:val="24"/>
-              </w:rPr>
-              <w:t>1</w:t>
-            </w:r>
-            <w:r>
-              <w:rPr>
-                <w:rFonts w:ascii="GOST type B" w:hAnsi="GOST type B"/>
-                <w:i/>
-              </w:rPr>
-              <w:t xml:space="preserve"> </w:t>
-            </w:r>
-            <w:r>
-              <w:rPr>
-                <w:rFonts w:ascii="GOST type B" w:hAnsi="GOST type B"/>
-                <w:i/>
-                <w:sz w:val="24"/>
-              </w:rPr>
-              <w:t>ПД</w:t>
-            </w:r>
           </w:p>
         </w:tc>
         <w:tc>
@@ -1122,45 +1158,29 @@
                 <w:i/>
                 <w:sz w:val="24"/>
               </w:rPr>
-              <w:t>Диаграмма компонентов</w:t>
-            </w:r>
-          </w:p>
-        </w:tc>
-        <w:tc>
-          <w:tcPr>
-            <w:tcW w:w="1843" w:type="dxa"/>
-            <w:gridSpan w:val="2"/>
-            <w:tcBorders>
-              <w:top w:val="single" w:sz="4" w:space="0" w:color="000000"/>
-              <w:left w:val="single" w:sz="4" w:space="0" w:color="auto"/>
-              <w:bottom w:val="single" w:sz="4" w:space="0" w:color="000000"/>
-            </w:tcBorders>
-          </w:tcPr>
-          <w:p>
-            <w:pPr>
-              <w:pStyle w:val="TableParagraph"/>
-              <w:rPr>
-                <w:rFonts w:ascii="GOST type B" w:hAnsi="GOST type B"/>
-                <w:i/>
-                <w:sz w:val="20"/>
-              </w:rPr>
-            </w:pPr>
-            <w:r>
-              <w:rPr>
-                <w:rFonts w:ascii="GOST type B" w:hAnsi="GOST type B"/>
-                <w:i/>
-                <w:sz w:val="24"/>
-              </w:rPr>
-              <w:t xml:space="preserve">  </w:t>
-            </w:r>
-            <w:r>
-              <w:rPr>
-                <w:rFonts w:ascii="GOST type B" w:hAnsi="GOST type B"/>
-                <w:i/>
-                <w:sz w:val="24"/>
-              </w:rPr>
-              <w:t>Формат А4</w:t>
-            </w:r>
+              <w:t>серверного приложения</w:t>
+            </w:r>
+          </w:p>
+        </w:tc>
+        <w:tc>
+          <w:tcPr>
+            <w:tcW w:w="1903" w:type="dxa"/>
+            <w:gridSpan w:val="3"/>
+            <w:tcBorders>
+              <w:top w:val="single" w:sz="4" w:space="0" w:color="000000"/>
+              <w:left w:val="single" w:sz="4" w:space="0" w:color="auto"/>
+              <w:bottom w:val="single" w:sz="4" w:space="0" w:color="000000"/>
+            </w:tcBorders>
+          </w:tcPr>
+          <w:p>
+            <w:pPr>
+              <w:pStyle w:val="TableParagraph"/>
+              <w:rPr>
+                <w:rFonts w:ascii="GOST type B" w:hAnsi="GOST type B"/>
+                <w:i/>
+                <w:sz w:val="20"/>
+              </w:rPr>
+            </w:pPr>
           </w:p>
         </w:tc>
       </w:tr>
@@ -1218,14 +1238,14 @@
                 <w:i/>
                 <w:sz w:val="24"/>
               </w:rPr>
-              <w:t>серверного приложения.</w:t>
-            </w:r>
-          </w:p>
-        </w:tc>
-        <w:tc>
-          <w:tcPr>
-            <w:tcW w:w="1843" w:type="dxa"/>
-            <w:gridSpan w:val="2"/>
+              <w:t>программного средства.</w:t>
+            </w:r>
+          </w:p>
+        </w:tc>
+        <w:tc>
+          <w:tcPr>
+            <w:tcW w:w="1903" w:type="dxa"/>
+            <w:gridSpan w:val="3"/>
             <w:tcBorders>
               <w:top w:val="single" w:sz="4" w:space="0" w:color="000000"/>
               <w:left w:val="single" w:sz="4" w:space="0" w:color="auto"/>
@@ -1293,20 +1313,12 @@
                 <w:sz w:val="24"/>
               </w:rPr>
             </w:pPr>
-            <w:r>
-              <w:rPr>
-                <w:rFonts w:ascii="GOST type B" w:hAnsi="GOST type B"/>
-                <w:i/>
-                <w:sz w:val="24"/>
-              </w:rPr>
-              <w:t>Программного средства</w:t>
-            </w:r>
-          </w:p>
-        </w:tc>
-        <w:tc>
-          <w:tcPr>
-            <w:tcW w:w="1843" w:type="dxa"/>
-            <w:gridSpan w:val="2"/>
+          </w:p>
+        </w:tc>
+        <w:tc>
+          <w:tcPr>
+            <w:tcW w:w="1903" w:type="dxa"/>
+            <w:gridSpan w:val="3"/>
             <w:tcBorders>
               <w:top w:val="single" w:sz="4" w:space="0" w:color="000000"/>
               <w:left w:val="single" w:sz="4" w:space="0" w:color="auto"/>
@@ -1348,6 +1360,70 @@
                 <w:sz w:val="20"/>
               </w:rPr>
             </w:pPr>
+            <w:r>
+              <w:rPr>
+                <w:rFonts w:ascii="GOST type B" w:hAnsi="GOST type B"/>
+                <w:i/>
+                <w:sz w:val="24"/>
+              </w:rPr>
+              <w:t xml:space="preserve"> </w:t>
+            </w:r>
+            <w:r>
+              <w:rPr>
+                <w:rFonts w:ascii="GOST type B" w:hAnsi="GOST type B"/>
+                <w:i/>
+                <w:sz w:val="24"/>
+              </w:rPr>
+              <w:t xml:space="preserve">ГУИР. </w:t>
+            </w:r>
+            <w:r>
+              <w:rPr>
+                <w:rFonts w:ascii="GOST type B" w:hAnsi="GOST type B"/>
+                <w:i/>
+                <w:sz w:val="24"/>
+                <w:lang w:val="en-US"/>
+              </w:rPr>
+              <w:t>153502</w:t>
+            </w:r>
+            <w:r>
+              <w:rPr>
+                <w:rFonts w:ascii="GOST type B" w:hAnsi="GOST type B"/>
+                <w:i/>
+                <w:sz w:val="24"/>
+              </w:rPr>
+              <w:t>-0</w:t>
+            </w:r>
+            <w:r>
+              <w:rPr>
+                <w:rFonts w:ascii="GOST type B" w:hAnsi="GOST type B"/>
+                <w:i/>
+                <w:sz w:val="24"/>
+              </w:rPr>
+              <w:t>1</w:t>
+            </w:r>
+            <w:r>
+              <w:rPr>
+                <w:rFonts w:ascii="GOST type B" w:hAnsi="GOST type B"/>
+                <w:i/>
+              </w:rPr>
+              <w:t xml:space="preserve"> </w:t>
+            </w:r>
+            <w:r>
+              <w:rPr>
+                <w:rFonts w:ascii="GOST type B" w:hAnsi="GOST type B"/>
+                <w:i/>
+                <w:sz w:val="24"/>
+              </w:rPr>
+              <w:t>С</w:t>
+            </w:r>
+            <w:r>
+              <w:rPr>
+                <w:rFonts w:ascii="GOST type B" w:hAnsi="GOST type B"/>
+                <w:i/>
+                <w:sz w:val="24"/>
+              </w:rPr>
+              <w:t>Р</w:t>
+            </w:r>
           </w:p>
         </w:tc>
         <w:tc>
@@ -1372,27 +1448,59 @@
                 <w:sz w:val="24"/>
               </w:rPr>
             </w:pPr>
-          </w:p>
-        </w:tc>
-        <w:tc>
-          <w:tcPr>
-            <w:tcW w:w="1843" w:type="dxa"/>
-            <w:gridSpan w:val="2"/>
-            <w:tcBorders>
-              <w:top w:val="single" w:sz="4" w:space="0" w:color="000000"/>
-              <w:left w:val="single" w:sz="4" w:space="0" w:color="auto"/>
-              <w:bottom w:val="single" w:sz="4" w:space="0" w:color="000000"/>
-            </w:tcBorders>
-          </w:tcPr>
-          <w:p>
-            <w:pPr>
-              <w:pStyle w:val="TableParagraph"/>
-              <w:rPr>
-                <w:rFonts w:ascii="GOST type B" w:hAnsi="GOST type B"/>
-                <w:i/>
-                <w:sz w:val="20"/>
-              </w:rPr>
-            </w:pPr>
+            <w:r>
+              <w:rPr>
+                <w:rFonts w:ascii="GOST type B" w:hAnsi="GOST type B"/>
+                <w:i/>
+                <w:sz w:val="24"/>
+              </w:rPr>
+              <w:t xml:space="preserve">Схема </w:t>
+            </w:r>
+            <w:r>
+              <w:rPr>
+                <w:rFonts w:ascii="GOST type B" w:hAnsi="GOST type B"/>
+                <w:i/>
+                <w:sz w:val="24"/>
+              </w:rPr>
+              <w:t>развертывания</w:t>
+            </w:r>
+          </w:p>
+        </w:tc>
+        <w:tc>
+          <w:tcPr>
+            <w:tcW w:w="1903" w:type="dxa"/>
+            <w:gridSpan w:val="3"/>
+            <w:tcBorders>
+              <w:top w:val="single" w:sz="4" w:space="0" w:color="000000"/>
+              <w:left w:val="single" w:sz="4" w:space="0" w:color="auto"/>
+              <w:bottom w:val="single" w:sz="4" w:space="0" w:color="000000"/>
+            </w:tcBorders>
+          </w:tcPr>
+          <w:p>
+            <w:pPr>
+              <w:pStyle w:val="TableParagraph"/>
+              <w:rPr>
+                <w:rFonts w:ascii="GOST type B" w:hAnsi="GOST type B"/>
+                <w:i/>
+                <w:sz w:val="20"/>
+              </w:rPr>
+            </w:pPr>
+            <w:r>
+              <w:rPr>
+                <w:rFonts w:ascii="GOST type B" w:hAnsi="GOST type B"/>
+                <w:i/>
+                <w:sz w:val="24"/>
+              </w:rPr>
+              <w:t xml:space="preserve">  </w:t>
+            </w:r>
+            <w:r>
+              <w:rPr>
+                <w:rFonts w:ascii="GOST type B" w:hAnsi="GOST type B"/>
+                <w:i/>
+                <w:sz w:val="24"/>
+              </w:rPr>
+              <w:t>Формат А4</w:t>
+            </w:r>
           </w:p>
         </w:tc>
       </w:tr>
@@ -1420,71 +1528,6 @@
                 <w:sz w:val="24"/>
               </w:rPr>
             </w:pPr>
-            <w:r>
-              <w:rPr>
-                <w:rFonts w:ascii="GOST type B" w:hAnsi="GOST type B"/>
-                <w:i/>
-                <w:sz w:val="24"/>
-                <w:lang w:val="en-US"/>
-              </w:rPr>
-              <w:t xml:space="preserve"> </w:t>
-            </w:r>
-            <w:r>
-              <w:rPr>
-                <w:rFonts w:ascii="GOST type B" w:hAnsi="GOST type B"/>
-                <w:i/>
-                <w:sz w:val="24"/>
-              </w:rPr>
-              <w:t xml:space="preserve">ГУИР. </w:t>
-            </w:r>
-            <w:r>
-              <w:rPr>
-                <w:rFonts w:ascii="GOST type B" w:hAnsi="GOST type B"/>
-                <w:i/>
-                <w:sz w:val="24"/>
-                <w:lang w:val="en-US"/>
-              </w:rPr>
-              <w:t>153502</w:t>
-            </w:r>
-            <w:r>
-              <w:rPr>
-                <w:rFonts w:ascii="GOST type B" w:hAnsi="GOST type B"/>
-                <w:i/>
-                <w:sz w:val="24"/>
-              </w:rPr>
-              <w:t>-0</w:t>
-            </w:r>
-            <w:r>
-              <w:rPr>
-                <w:rFonts w:ascii="GOST type B" w:hAnsi="GOST type B"/>
-                <w:i/>
-                <w:sz w:val="24"/>
-              </w:rPr>
-              <w:t>2</w:t>
-            </w:r>
-            <w:r>
-              <w:rPr>
-                <w:rFonts w:ascii="GOST type B" w:hAnsi="GOST type B"/>
-                <w:i/>
-              </w:rPr>
-              <w:t xml:space="preserve"> </w:t>
-            </w:r>
-            <w:r>
-              <w:rPr>
-                <w:rFonts w:ascii="GOST type B" w:hAnsi="GOST type B"/>
-                <w:i/>
-                <w:sz w:val="24"/>
-              </w:rPr>
-              <w:t>С</w:t>
-            </w:r>
-            <w:r>
-              <w:rPr>
-                <w:rFonts w:ascii="GOST type B" w:hAnsi="GOST type B"/>
-                <w:i/>
-                <w:sz w:val="24"/>
-              </w:rPr>
-              <w:t>Р</w:t>
-            </w:r>
           </w:p>
         </w:tc>
         <w:tc>
@@ -1515,22 +1558,14 @@
                 <w:i/>
                 <w:sz w:val="24"/>
               </w:rPr>
-              <w:t xml:space="preserve">Схема </w:t>
-            </w:r>
-            <w:r>
-              <w:rPr>
-                <w:rFonts w:ascii="GOST type B" w:hAnsi="GOST type B"/>
-                <w:i/>
-                <w:sz w:val="24"/>
-              </w:rPr>
-              <w:t>развертывания</w:t>
-            </w:r>
-          </w:p>
-        </w:tc>
-        <w:tc>
-          <w:tcPr>
-            <w:tcW w:w="1843" w:type="dxa"/>
-            <w:gridSpan w:val="2"/>
+              <w:t>программного средства.</w:t>
+            </w:r>
+          </w:p>
+        </w:tc>
+        <w:tc>
+          <w:tcPr>
+            <w:tcW w:w="1903" w:type="dxa"/>
+            <w:gridSpan w:val="3"/>
             <w:tcBorders>
               <w:top w:val="single" w:sz="4" w:space="0" w:color="000000"/>
               <w:left w:val="single" w:sz="4" w:space="0" w:color="auto"/>
@@ -1547,23 +1582,6 @@
                 <w:sz w:val="24"/>
               </w:rPr>
             </w:pPr>
-            <w:r>
-              <w:rPr>
-                <w:rFonts w:ascii="GOST type B" w:hAnsi="GOST type B"/>
-                <w:i/>
-                <w:sz w:val="24"/>
-                <w:lang w:val="en-US"/>
-              </w:rPr>
-              <w:t xml:space="preserve">  </w:t>
-            </w:r>
-            <w:r>
-              <w:rPr>
-                <w:rFonts w:ascii="GOST type B" w:hAnsi="GOST type B"/>
-                <w:i/>
-                <w:sz w:val="24"/>
-              </w:rPr>
-              <w:t>Формат А4</w:t>
-            </w:r>
           </w:p>
         </w:tc>
       </w:tr>
@@ -1622,14 +1640,22 @@
                 <w:i/>
                 <w:sz w:val="24"/>
               </w:rPr>
-              <w:t>Программного средства</w:t>
-            </w:r>
-          </w:p>
-        </w:tc>
-        <w:tc>
-          <w:tcPr>
-            <w:tcW w:w="1843" w:type="dxa"/>
-            <w:gridSpan w:val="2"/>
+              <w:t xml:space="preserve">Схема </w:t>
+            </w:r>
+            <w:r>
+              <w:rPr>
+                <w:rFonts w:ascii="GOST type B" w:hAnsi="GOST type B"/>
+                <w:i/>
+                <w:sz w:val="24"/>
+              </w:rPr>
+              <w:t>развертывания</w:t>
+            </w:r>
+          </w:p>
+        </w:tc>
+        <w:tc>
+          <w:tcPr>
+            <w:tcW w:w="1903" w:type="dxa"/>
+            <w:gridSpan w:val="3"/>
             <w:tcBorders>
               <w:top w:val="single" w:sz="4" w:space="0" w:color="000000"/>
               <w:left w:val="single" w:sz="4" w:space="0" w:color="auto"/>
@@ -1640,7 +1666,6 @@
             <w:pPr>
               <w:pStyle w:val="TableParagraph"/>
               <w:spacing w:line="256" w:lineRule="exact"/>
-              <w:ind w:left="104"/>
               <w:rPr>
                 <w:rFonts w:ascii="GOST type B" w:hAnsi="GOST type B"/>
                 <w:i/>
@@ -1703,8 +1728,8 @@
         </w:tc>
         <w:tc>
           <w:tcPr>
-            <w:tcW w:w="1843" w:type="dxa"/>
-            <w:gridSpan w:val="2"/>
+            <w:tcW w:w="1903" w:type="dxa"/>
+            <w:gridSpan w:val="3"/>
             <w:tcBorders>
               <w:top w:val="single" w:sz="4" w:space="0" w:color="000000"/>
               <w:left w:val="single" w:sz="4" w:space="0" w:color="auto"/>
@@ -1754,25 +1779,24 @@
                 <w:rFonts w:ascii="GOST type B" w:hAnsi="GOST type B"/>
                 <w:i/>
                 <w:sz w:val="24"/>
+              </w:rPr>
+              <w:t xml:space="preserve"> </w:t>
+            </w:r>
+            <w:r>
+              <w:rPr>
+                <w:rFonts w:ascii="GOST type B" w:hAnsi="GOST type B"/>
+                <w:i/>
+                <w:sz w:val="24"/>
+              </w:rPr>
+              <w:t xml:space="preserve">ГУИР. </w:t>
+            </w:r>
+            <w:r>
+              <w:rPr>
+                <w:rFonts w:ascii="GOST type B" w:hAnsi="GOST type B"/>
+                <w:i/>
+                <w:sz w:val="24"/>
                 <w:lang w:val="en-US"/>
               </w:rPr>
-              <w:t xml:space="preserve"> </w:t>
-            </w:r>
-            <w:r>
-              <w:rPr>
-                <w:rFonts w:ascii="GOST type B" w:hAnsi="GOST type B"/>
-                <w:i/>
-                <w:sz w:val="24"/>
-              </w:rPr>
-              <w:t xml:space="preserve">ГУИР. </w:t>
-            </w:r>
-            <w:r>
-              <w:rPr>
-                <w:rFonts w:ascii="GOST type B" w:hAnsi="GOST type B"/>
-                <w:i/>
-                <w:sz w:val="24"/>
-                <w:lang w:val="en-US"/>
-              </w:rPr>
               <w:t>153502</w:t>
             </w:r>
             <w:r>
@@ -1789,7 +1813,7 @@
                 <w:i/>
                 <w:sz w:val="24"/>
               </w:rPr>
-              <w:t>3</w:t>
+              <w:t>1</w:t>
             </w:r>
             <w:r>
               <w:rPr>
@@ -1838,20 +1862,12 @@
               </w:rPr>
               <w:t>Схема алгоритма получения</w:t>
             </w:r>
-            <w:r>
-              <w:rPr>
-                <w:rFonts w:ascii="GOST type B" w:hAnsi="GOST type B"/>
-                <w:i/>
-                <w:sz w:val="24"/>
-              </w:rPr>
-              <w:t xml:space="preserve"> </w:t>
-            </w:r>
-          </w:p>
-        </w:tc>
-        <w:tc>
-          <w:tcPr>
-            <w:tcW w:w="1843" w:type="dxa"/>
-            <w:gridSpan w:val="2"/>
+          </w:p>
+        </w:tc>
+        <w:tc>
+          <w:tcPr>
+            <w:tcW w:w="1903" w:type="dxa"/>
+            <w:gridSpan w:val="3"/>
             <w:tcBorders>
               <w:top w:val="single" w:sz="4" w:space="0" w:color="000000"/>
               <w:left w:val="single" w:sz="4" w:space="0" w:color="auto"/>
@@ -1873,7 +1889,6 @@
                 <w:rFonts w:ascii="GOST type B" w:hAnsi="GOST type B"/>
                 <w:i/>
                 <w:sz w:val="24"/>
-                <w:lang w:val="en-US"/>
               </w:rPr>
               <w:t xml:space="preserve">  </w:t>
             </w:r>
@@ -1943,14 +1958,14 @@
                 <w:i/>
                 <w:sz w:val="24"/>
               </w:rPr>
-              <w:t>анализа матча</w:t>
-            </w:r>
-          </w:p>
-        </w:tc>
-        <w:tc>
-          <w:tcPr>
-            <w:tcW w:w="1843" w:type="dxa"/>
-            <w:gridSpan w:val="2"/>
+              <w:t>анализа матча.</w:t>
+            </w:r>
+          </w:p>
+        </w:tc>
+        <w:tc>
+          <w:tcPr>
+            <w:tcW w:w="1903" w:type="dxa"/>
+            <w:gridSpan w:val="3"/>
             <w:tcBorders>
               <w:top w:val="single" w:sz="4" w:space="0" w:color="000000"/>
               <w:left w:val="single" w:sz="4" w:space="0" w:color="auto"/>
@@ -1961,7 +1976,6 @@
             <w:pPr>
               <w:pStyle w:val="TableParagraph"/>
               <w:spacing w:line="256" w:lineRule="exact"/>
-              <w:ind w:left="104"/>
               <w:rPr>
                 <w:rFonts w:ascii="GOST type B" w:hAnsi="GOST type B"/>
                 <w:i/>
@@ -2020,12 +2034,20 @@
                 <w:sz w:val="24"/>
               </w:rPr>
             </w:pPr>
-          </w:p>
-        </w:tc>
-        <w:tc>
-          <w:tcPr>
-            <w:tcW w:w="1843" w:type="dxa"/>
-            <w:gridSpan w:val="2"/>
+            <w:r>
+              <w:rPr>
+                <w:rFonts w:ascii="GOST type B" w:hAnsi="GOST type B"/>
+                <w:i/>
+                <w:sz w:val="24"/>
+              </w:rPr>
+              <w:t>Схема алгоритма</w:t>
+            </w:r>
+          </w:p>
+        </w:tc>
+        <w:tc>
+          <w:tcPr>
+            <w:tcW w:w="1903" w:type="dxa"/>
+            <w:gridSpan w:val="3"/>
             <w:tcBorders>
               <w:top w:val="single" w:sz="4" w:space="0" w:color="000000"/>
               <w:left w:val="single" w:sz="4" w:space="0" w:color="auto"/>
@@ -2036,7 +2058,6 @@
             <w:pPr>
               <w:pStyle w:val="TableParagraph"/>
               <w:spacing w:line="256" w:lineRule="exact"/>
-              <w:ind w:left="104"/>
               <w:rPr>
                 <w:rFonts w:ascii="GOST type B" w:hAnsi="GOST type B"/>
                 <w:i/>
@@ -2070,72 +2091,6 @@
                 <w:sz w:val="24"/>
               </w:rPr>
             </w:pPr>
-            <w:r>
-              <w:rPr>
-                <w:rFonts w:ascii="GOST type B" w:hAnsi="GOST type B"/>
-                <w:i/>
-                <w:sz w:val="24"/>
-                <w:lang w:val="en-US"/>
-              </w:rPr>
-              <w:t xml:space="preserve"> </w:t>
-            </w:r>
-            <w:r>
-              <w:rPr>
-                <w:rFonts w:ascii="GOST type B" w:hAnsi="GOST type B"/>
-                <w:i/>
-                <w:sz w:val="24"/>
-              </w:rPr>
-              <w:t xml:space="preserve">ГУИР. </w:t>
-            </w:r>
-            <w:r>
-              <w:rPr>
-                <w:rFonts w:ascii="GOST type B" w:hAnsi="GOST type B"/>
-                <w:i/>
-                <w:sz w:val="24"/>
-                <w:lang w:val="en-US"/>
-              </w:rPr>
-              <w:t>153502</w:t>
-            </w:r>
-            <w:r>
-              <w:rPr>
-                <w:rFonts w:ascii="GOST type B" w:hAnsi="GOST type B"/>
-                <w:i/>
-                <w:sz w:val="24"/>
-              </w:rPr>
-              <w:t>.0</w:t>
-            </w:r>
-            <w:r>
-              <w:rPr>
-                <w:rFonts w:ascii="GOST type B" w:hAnsi="GOST type B"/>
-                <w:i/>
-                <w:sz w:val="24"/>
-                <w:lang w:val="en-US"/>
-              </w:rPr>
-              <w:t>0</w:t>
-            </w:r>
-            <w:r>
-              <w:rPr>
-                <w:rFonts w:ascii="GOST type B" w:hAnsi="GOST type B"/>
-                <w:i/>
-                <w:sz w:val="24"/>
-              </w:rPr>
-              <w:t>1</w:t>
-            </w:r>
-            <w:r>
-              <w:rPr>
-                <w:rFonts w:ascii="GOST type B" w:hAnsi="GOST type B"/>
-                <w:i/>
-              </w:rPr>
-              <w:t xml:space="preserve"> </w:t>
-            </w:r>
-            <w:r>
-              <w:rPr>
-                <w:rFonts w:ascii="GOST type B" w:hAnsi="GOST type B"/>
-                <w:i/>
-                <w:sz w:val="24"/>
-              </w:rPr>
-              <w:t>ПЛ</w:t>
-            </w:r>
           </w:p>
         </w:tc>
         <w:tc>
@@ -2160,30 +2115,12 @@
                 <w:sz w:val="24"/>
               </w:rPr>
             </w:pPr>
-            <w:proofErr w:type="spellStart"/>
-            <w:r>
-              <w:rPr>
-                <w:rFonts w:ascii="GOST type B" w:hAnsi="GOST type B"/>
-                <w:i/>
-                <w:sz w:val="24"/>
-              </w:rPr>
-              <w:t>Use-case</w:t>
-            </w:r>
-            <w:proofErr w:type="spellEnd"/>
-            <w:r>
-              <w:rPr>
-                <w:rFonts w:ascii="GOST type B" w:hAnsi="GOST type B"/>
-                <w:i/>
-                <w:sz w:val="24"/>
-              </w:rPr>
-              <w:t xml:space="preserve"> диаграмма пользователя.</w:t>
-            </w:r>
-          </w:p>
-        </w:tc>
-        <w:tc>
-          <w:tcPr>
-            <w:tcW w:w="1843" w:type="dxa"/>
-            <w:gridSpan w:val="2"/>
+          </w:p>
+        </w:tc>
+        <w:tc>
+          <w:tcPr>
+            <w:tcW w:w="1903" w:type="dxa"/>
+            <w:gridSpan w:val="3"/>
             <w:tcBorders>
               <w:top w:val="single" w:sz="4" w:space="0" w:color="000000"/>
               <w:left w:val="single" w:sz="4" w:space="0" w:color="auto"/>
@@ -2200,23 +2137,6 @@
                 <w:sz w:val="24"/>
               </w:rPr>
             </w:pPr>
-            <w:r>
-              <w:rPr>
-                <w:rFonts w:ascii="GOST type B" w:hAnsi="GOST type B"/>
-                <w:i/>
-                <w:sz w:val="24"/>
-                <w:lang w:val="en-US"/>
-              </w:rPr>
-              <w:t xml:space="preserve">  </w:t>
-            </w:r>
-            <w:r>
-              <w:rPr>
-                <w:rFonts w:ascii="GOST type B" w:hAnsi="GOST type B"/>
-                <w:i/>
-                <w:sz w:val="24"/>
-              </w:rPr>
-              <w:t>Формат А4</w:t>
-            </w:r>
           </w:p>
         </w:tc>
       </w:tr>
@@ -2243,6 +2163,72 @@
                 <w:sz w:val="20"/>
               </w:rPr>
             </w:pPr>
+            <w:r>
+              <w:rPr>
+                <w:rFonts w:ascii="GOST type B" w:hAnsi="GOST type B"/>
+                <w:i/>
+                <w:sz w:val="24"/>
+                <w:lang w:val="en-US"/>
+              </w:rPr>
+              <w:t xml:space="preserve"> </w:t>
+            </w:r>
+            <w:r>
+              <w:rPr>
+                <w:rFonts w:ascii="GOST type B" w:hAnsi="GOST type B"/>
+                <w:i/>
+                <w:sz w:val="24"/>
+              </w:rPr>
+              <w:t xml:space="preserve">ГУИР. </w:t>
+            </w:r>
+            <w:r>
+              <w:rPr>
+                <w:rFonts w:ascii="GOST type B" w:hAnsi="GOST type B"/>
+                <w:i/>
+                <w:sz w:val="24"/>
+                <w:lang w:val="en-US"/>
+              </w:rPr>
+              <w:t>153502</w:t>
+            </w:r>
+            <w:r>
+              <w:rPr>
+                <w:rFonts w:ascii="GOST type B" w:hAnsi="GOST type B"/>
+                <w:i/>
+                <w:sz w:val="24"/>
+              </w:rPr>
+              <w:t>.0</w:t>
+            </w:r>
+            <w:r>
+              <w:rPr>
+                <w:rFonts w:ascii="GOST type B" w:hAnsi="GOST type B"/>
+                <w:i/>
+                <w:sz w:val="24"/>
+                <w:lang w:val="en-US"/>
+              </w:rPr>
+              <w:t>0</w:t>
+            </w:r>
+            <w:r>
+              <w:rPr>
+                <w:rFonts w:ascii="GOST type B" w:hAnsi="GOST type B"/>
+                <w:i/>
+                <w:sz w:val="24"/>
+              </w:rPr>
+              <w:t>1</w:t>
+            </w:r>
+            <w:r>
+              <w:rPr>
+                <w:rFonts w:ascii="GOST type B" w:hAnsi="GOST type B"/>
+                <w:i/>
+              </w:rPr>
+              <w:t xml:space="preserve"> </w:t>
+            </w:r>
+            <w:r>
+              <w:rPr>
+                <w:rFonts w:ascii="GOST type B" w:hAnsi="GOST type B"/>
+                <w:i/>
+                <w:sz w:val="24"/>
+              </w:rPr>
+              <w:t>ПЛ</w:t>
+            </w:r>
           </w:p>
         </w:tc>
         <w:tc>
@@ -2260,42 +2246,76 @@
             <w:pPr>
               <w:pStyle w:val="TableParagraph"/>
               <w:spacing w:line="256" w:lineRule="exact"/>
-              <w:ind w:left="108"/>
-              <w:rPr>
-                <w:rFonts w:ascii="GOST type B" w:hAnsi="GOST type B"/>
-                <w:i/>
-                <w:sz w:val="24"/>
-              </w:rPr>
-            </w:pPr>
-            <w:r>
-              <w:rPr>
-                <w:rFonts w:ascii="GOST type B" w:hAnsi="GOST type B"/>
-                <w:i/>
-                <w:sz w:val="24"/>
-              </w:rPr>
-              <w:t>Плакат</w:t>
-            </w:r>
-          </w:p>
-        </w:tc>
-        <w:tc>
-          <w:tcPr>
-            <w:tcW w:w="1843" w:type="dxa"/>
-            <w:gridSpan w:val="2"/>
-            <w:tcBorders>
-              <w:top w:val="single" w:sz="4" w:space="0" w:color="000000"/>
-              <w:left w:val="single" w:sz="4" w:space="0" w:color="auto"/>
-              <w:bottom w:val="single" w:sz="4" w:space="0" w:color="000000"/>
-            </w:tcBorders>
-          </w:tcPr>
-          <w:p>
-            <w:pPr>
-              <w:pStyle w:val="TableParagraph"/>
-              <w:rPr>
-                <w:rFonts w:ascii="GOST type B" w:hAnsi="GOST type B"/>
-                <w:i/>
-                <w:sz w:val="20"/>
-              </w:rPr>
-            </w:pPr>
+              <w:rPr>
+                <w:rFonts w:ascii="GOST type B" w:hAnsi="GOST type B"/>
+                <w:i/>
+                <w:sz w:val="24"/>
+              </w:rPr>
+            </w:pPr>
+            <w:r>
+              <w:rPr>
+                <w:rFonts w:ascii="GOST type B" w:hAnsi="GOST type B"/>
+                <w:i/>
+                <w:sz w:val="24"/>
+              </w:rPr>
+              <w:t xml:space="preserve"> </w:t>
+            </w:r>
+            <w:proofErr w:type="spellStart"/>
+            <w:r>
+              <w:rPr>
+                <w:rFonts w:ascii="GOST type B" w:hAnsi="GOST type B"/>
+                <w:i/>
+                <w:sz w:val="24"/>
+              </w:rPr>
+              <w:t>Use-case</w:t>
+            </w:r>
+            <w:proofErr w:type="spellEnd"/>
+            <w:r>
+              <w:rPr>
+                <w:rFonts w:ascii="GOST type B" w:hAnsi="GOST type B"/>
+                <w:i/>
+                <w:sz w:val="24"/>
+              </w:rPr>
+              <w:t xml:space="preserve"> диаграмма пользователя.</w:t>
+            </w:r>
+          </w:p>
+        </w:tc>
+        <w:tc>
+          <w:tcPr>
+            <w:tcW w:w="1903" w:type="dxa"/>
+            <w:gridSpan w:val="3"/>
+            <w:tcBorders>
+              <w:top w:val="single" w:sz="4" w:space="0" w:color="000000"/>
+              <w:left w:val="single" w:sz="4" w:space="0" w:color="auto"/>
+              <w:bottom w:val="single" w:sz="4" w:space="0" w:color="000000"/>
+            </w:tcBorders>
+          </w:tcPr>
+          <w:p>
+            <w:pPr>
+              <w:pStyle w:val="TableParagraph"/>
+              <w:rPr>
+                <w:rFonts w:ascii="GOST type B" w:hAnsi="GOST type B"/>
+                <w:i/>
+                <w:sz w:val="20"/>
+              </w:rPr>
+            </w:pPr>
+            <w:r>
+              <w:rPr>
+                <w:rFonts w:ascii="GOST type B" w:hAnsi="GOST type B"/>
+                <w:i/>
+                <w:sz w:val="24"/>
+                <w:lang w:val="en-US"/>
+              </w:rPr>
+              <w:t xml:space="preserve">  </w:t>
+            </w:r>
+            <w:r>
+              <w:rPr>
+                <w:rFonts w:ascii="GOST type B" w:hAnsi="GOST type B"/>
+                <w:i/>
+                <w:sz w:val="24"/>
+              </w:rPr>
+              <w:t>Формат А4</w:t>
+            </w:r>
           </w:p>
         </w:tc>
       </w:tr>
@@ -2346,12 +2366,28 @@
                 <w:sz w:val="20"/>
               </w:rPr>
             </w:pPr>
-          </w:p>
-        </w:tc>
-        <w:tc>
-          <w:tcPr>
-            <w:tcW w:w="1843" w:type="dxa"/>
-            <w:gridSpan w:val="2"/>
+            <w:r>
+              <w:rPr>
+                <w:rFonts w:ascii="GOST type B" w:hAnsi="GOST type B"/>
+                <w:i/>
+                <w:sz w:val="24"/>
+              </w:rPr>
+              <w:t xml:space="preserve"> </w:t>
+            </w:r>
+            <w:r>
+              <w:rPr>
+                <w:rFonts w:ascii="GOST type B" w:hAnsi="GOST type B"/>
+                <w:i/>
+                <w:sz w:val="24"/>
+              </w:rPr>
+              <w:t>Плакат</w:t>
+            </w:r>
+          </w:p>
+        </w:tc>
+        <w:tc>
+          <w:tcPr>
+            <w:tcW w:w="1903" w:type="dxa"/>
+            <w:gridSpan w:val="3"/>
             <w:tcBorders>
               <w:top w:val="single" w:sz="4" w:space="0" w:color="000000"/>
               <w:left w:val="single" w:sz="4" w:space="0" w:color="auto"/>
@@ -2399,66 +2435,8 @@
                 <w:rFonts w:ascii="GOST type B" w:hAnsi="GOST type B"/>
                 <w:i/>
                 <w:sz w:val="24"/>
-                <w:lang w:val="en-US"/>
               </w:rPr>
               <w:t xml:space="preserve"> </w:t>
-            </w:r>
-            <w:r>
-              <w:rPr>
-                <w:rFonts w:ascii="GOST type B" w:hAnsi="GOST type B"/>
-                <w:i/>
-                <w:sz w:val="24"/>
-              </w:rPr>
-              <w:t xml:space="preserve">ГУИР. </w:t>
-            </w:r>
-            <w:r>
-              <w:rPr>
-                <w:rFonts w:ascii="GOST type B" w:hAnsi="GOST type B"/>
-                <w:i/>
-                <w:sz w:val="24"/>
-                <w:lang w:val="en-US"/>
-              </w:rPr>
-              <w:t>153502</w:t>
-            </w:r>
-            <w:r>
-              <w:rPr>
-                <w:rFonts w:ascii="GOST type B" w:hAnsi="GOST type B"/>
-                <w:i/>
-                <w:sz w:val="24"/>
-              </w:rPr>
-              <w:t>.0</w:t>
-            </w:r>
-            <w:r>
-              <w:rPr>
-                <w:rFonts w:ascii="GOST type B" w:hAnsi="GOST type B"/>
-                <w:i/>
-                <w:sz w:val="24"/>
-                <w:lang w:val="en-US"/>
-              </w:rPr>
-              <w:t>0</w:t>
-            </w:r>
-            <w:r>
-              <w:rPr>
-                <w:rFonts w:ascii="GOST type B" w:hAnsi="GOST type B"/>
-                <w:i/>
-                <w:sz w:val="24"/>
-              </w:rPr>
-              <w:t>2</w:t>
-            </w:r>
-            <w:r>
-              <w:rPr>
-                <w:rFonts w:ascii="GOST type B" w:hAnsi="GOST type B"/>
-                <w:i/>
-              </w:rPr>
-              <w:t xml:space="preserve"> </w:t>
-            </w:r>
-            <w:r>
-              <w:rPr>
-                <w:rFonts w:ascii="GOST type B" w:hAnsi="GOST type B"/>
-                <w:i/>
-                <w:sz w:val="24"/>
-              </w:rPr>
-              <w:t>ПЛ</w:t>
             </w:r>
           </w:p>
         </w:tc>
@@ -2477,21 +2455,34 @@
             <w:pPr>
               <w:pStyle w:val="TableParagraph"/>
               <w:spacing w:line="258" w:lineRule="exact"/>
-              <w:ind w:left="108"/>
-              <w:rPr>
-                <w:rFonts w:ascii="GOST type B" w:hAnsi="GOST type B"/>
-                <w:i/>
-                <w:sz w:val="24"/>
-              </w:rPr>
-            </w:pPr>
-            <w:r>
-              <w:rPr>
-                <w:rFonts w:ascii="GOST type B" w:hAnsi="GOST type B"/>
-                <w:i/>
-                <w:sz w:val="24"/>
-              </w:rPr>
-              <w:t xml:space="preserve">Архитектура хранилища </w:t>
-            </w:r>
+              <w:rPr>
+                <w:rFonts w:ascii="GOST type B" w:hAnsi="GOST type B"/>
+                <w:i/>
+                <w:sz w:val="24"/>
+              </w:rPr>
+            </w:pPr>
+          </w:p>
+        </w:tc>
+        <w:tc>
+          <w:tcPr>
+            <w:tcW w:w="1903" w:type="dxa"/>
+            <w:gridSpan w:val="3"/>
+            <w:tcBorders>
+              <w:top w:val="single" w:sz="4" w:space="0" w:color="000000"/>
+              <w:left w:val="single" w:sz="4" w:space="0" w:color="auto"/>
+              <w:bottom w:val="single" w:sz="4" w:space="0" w:color="000000"/>
+            </w:tcBorders>
+          </w:tcPr>
+          <w:p>
+            <w:pPr>
+              <w:pStyle w:val="TableParagraph"/>
+              <w:spacing w:line="258" w:lineRule="exact"/>
+              <w:rPr>
+                <w:rFonts w:ascii="GOST type B" w:hAnsi="GOST type B"/>
+                <w:i/>
+                <w:sz w:val="24"/>
+              </w:rPr>
+            </w:pPr>
             <w:r>
               <w:rPr>
                 <w:rFonts w:ascii="GOST type B" w:hAnsi="GOST type B"/>
@@ -2499,54 +2490,7 @@
                 <w:sz w:val="24"/>
                 <w:lang w:val="en-US"/>
               </w:rPr>
-              <w:t>Redux</w:t>
-            </w:r>
-            <w:r>
-              <w:rPr>
-                <w:rFonts w:ascii="GOST type B" w:hAnsi="GOST type B"/>
-                <w:i/>
-                <w:sz w:val="24"/>
-              </w:rPr>
-              <w:t>.</w:t>
-            </w:r>
-          </w:p>
-        </w:tc>
-        <w:tc>
-          <w:tcPr>
-            <w:tcW w:w="1843" w:type="dxa"/>
-            <w:gridSpan w:val="2"/>
-            <w:tcBorders>
-              <w:top w:val="single" w:sz="4" w:space="0" w:color="000000"/>
-              <w:left w:val="single" w:sz="4" w:space="0" w:color="auto"/>
-              <w:bottom w:val="single" w:sz="4" w:space="0" w:color="000000"/>
-            </w:tcBorders>
-          </w:tcPr>
-          <w:p>
-            <w:pPr>
-              <w:pStyle w:val="TableParagraph"/>
-              <w:spacing w:line="258" w:lineRule="exact"/>
-              <w:rPr>
-                <w:rFonts w:ascii="GOST type B" w:hAnsi="GOST type B"/>
-                <w:i/>
-                <w:sz w:val="24"/>
-              </w:rPr>
-            </w:pPr>
-            <w:r>
-              <w:rPr>
-                <w:rFonts w:ascii="GOST type B" w:hAnsi="GOST type B"/>
-                <w:i/>
-                <w:sz w:val="24"/>
-                <w:lang w:val="en-US"/>
-              </w:rPr>
               <w:t xml:space="preserve">  </w:t>
-            </w:r>
-            <w:r>
-              <w:rPr>
-                <w:rFonts w:ascii="GOST type B" w:hAnsi="GOST type B"/>
-                <w:i/>
-                <w:sz w:val="24"/>
-              </w:rPr>
-              <w:t>Формат А4</w:t>
             </w:r>
           </w:p>
         </w:tc>
@@ -2574,6 +2518,71 @@
                 <w:sz w:val="20"/>
               </w:rPr>
             </w:pPr>
+            <w:r>
+              <w:rPr>
+                <w:rFonts w:ascii="GOST type B" w:hAnsi="GOST type B"/>
+                <w:i/>
+                <w:sz w:val="24"/>
+              </w:rPr>
+              <w:t xml:space="preserve"> </w:t>
+            </w:r>
+            <w:r>
+              <w:rPr>
+                <w:rFonts w:ascii="GOST type B" w:hAnsi="GOST type B"/>
+                <w:i/>
+                <w:sz w:val="24"/>
+              </w:rPr>
+              <w:t xml:space="preserve">ГУИР. </w:t>
+            </w:r>
+            <w:r>
+              <w:rPr>
+                <w:rFonts w:ascii="GOST type B" w:hAnsi="GOST type B"/>
+                <w:i/>
+                <w:sz w:val="24"/>
+                <w:lang w:val="en-US"/>
+              </w:rPr>
+              <w:t>153502</w:t>
+            </w:r>
+            <w:r>
+              <w:rPr>
+                <w:rFonts w:ascii="GOST type B" w:hAnsi="GOST type B"/>
+                <w:i/>
+                <w:sz w:val="24"/>
+              </w:rPr>
+              <w:t>.0</w:t>
+            </w:r>
+            <w:r>
+              <w:rPr>
+                <w:rFonts w:ascii="GOST type B" w:hAnsi="GOST type B"/>
+                <w:i/>
+                <w:sz w:val="24"/>
+                <w:lang w:val="en-US"/>
+              </w:rPr>
+              <w:t>0</w:t>
+            </w:r>
+            <w:r>
+              <w:rPr>
+                <w:rFonts w:ascii="GOST type B" w:hAnsi="GOST type B"/>
+                <w:i/>
+                <w:sz w:val="24"/>
+              </w:rPr>
+              <w:t>2</w:t>
+            </w:r>
+            <w:r>
+              <w:rPr>
+                <w:rFonts w:ascii="GOST type B" w:hAnsi="GOST type B"/>
+                <w:i/>
+              </w:rPr>
+              <w:t xml:space="preserve"> </w:t>
+            </w:r>
+            <w:r>
+              <w:rPr>
+                <w:rFonts w:ascii="GOST type B" w:hAnsi="GOST type B"/>
+                <w:i/>
+                <w:sz w:val="24"/>
+              </w:rPr>
+              <w:t>ПЛ</w:t>
+            </w:r>
           </w:p>
         </w:tc>
         <w:tc>
@@ -2603,29 +2612,63 @@
                 <w:i/>
                 <w:sz w:val="24"/>
               </w:rPr>
-              <w:t xml:space="preserve"> Плакат</w:t>
-            </w:r>
-          </w:p>
-        </w:tc>
-        <w:tc>
-          <w:tcPr>
-            <w:tcW w:w="1843" w:type="dxa"/>
-            <w:gridSpan w:val="2"/>
-            <w:tcBorders>
-              <w:top w:val="single" w:sz="4" w:space="0" w:color="000000"/>
-              <w:left w:val="single" w:sz="4" w:space="0" w:color="auto"/>
-              <w:bottom w:val="single" w:sz="4" w:space="0" w:color="000000"/>
-            </w:tcBorders>
-          </w:tcPr>
-          <w:p>
-            <w:pPr>
-              <w:pStyle w:val="TableParagraph"/>
-              <w:rPr>
-                <w:rFonts w:ascii="GOST type B" w:hAnsi="GOST type B"/>
-                <w:i/>
-                <w:sz w:val="20"/>
-              </w:rPr>
-            </w:pPr>
+              <w:t xml:space="preserve"> Архитектура хранилища </w:t>
+            </w:r>
+            <w:r>
+              <w:rPr>
+                <w:rFonts w:ascii="GOST type B" w:hAnsi="GOST type B"/>
+                <w:i/>
+                <w:sz w:val="24"/>
+                <w:lang w:val="en-US"/>
+              </w:rPr>
+              <w:t>Redux</w:t>
+            </w:r>
+            <w:r>
+              <w:rPr>
+                <w:rFonts w:ascii="GOST type B" w:hAnsi="GOST type B"/>
+                <w:i/>
+                <w:sz w:val="24"/>
+              </w:rPr>
+              <w:t>.</w:t>
+            </w:r>
+          </w:p>
+        </w:tc>
+        <w:tc>
+          <w:tcPr>
+            <w:tcW w:w="1903" w:type="dxa"/>
+            <w:gridSpan w:val="3"/>
+            <w:tcBorders>
+              <w:top w:val="single" w:sz="4" w:space="0" w:color="000000"/>
+              <w:left w:val="single" w:sz="4" w:space="0" w:color="auto"/>
+              <w:bottom w:val="single" w:sz="4" w:space="0" w:color="000000"/>
+            </w:tcBorders>
+          </w:tcPr>
+          <w:p>
+            <w:pPr>
+              <w:pStyle w:val="TableParagraph"/>
+              <w:rPr>
+                <w:rFonts w:ascii="GOST type B" w:hAnsi="GOST type B"/>
+                <w:i/>
+                <w:sz w:val="20"/>
+              </w:rPr>
+            </w:pPr>
+            <w:r>
+              <w:rPr>
+                <w:rFonts w:ascii="GOST type B" w:hAnsi="GOST type B"/>
+                <w:i/>
+                <w:sz w:val="24"/>
+                <w:lang w:val="en-US"/>
+              </w:rPr>
+              <w:t xml:space="preserve">  </w:t>
+            </w:r>
+            <w:r>
+              <w:rPr>
+                <w:rFonts w:ascii="GOST type B" w:hAnsi="GOST type B"/>
+                <w:i/>
+                <w:sz w:val="24"/>
+              </w:rPr>
+              <w:t>Формат А4</w:t>
+            </w:r>
           </w:p>
         </w:tc>
       </w:tr>
@@ -2652,14 +2695,6 @@
                 <w:sz w:val="20"/>
               </w:rPr>
             </w:pPr>
-            <w:r>
-              <w:rPr>
-                <w:rFonts w:ascii="GOST type B" w:hAnsi="GOST type B"/>
-                <w:i/>
-                <w:sz w:val="24"/>
-              </w:rPr>
-              <w:t xml:space="preserve"> </w:t>
-            </w:r>
           </w:p>
         </w:tc>
         <w:tc>
@@ -2677,43 +2712,41 @@
             <w:pPr>
               <w:pStyle w:val="TableParagraph"/>
               <w:spacing w:line="256" w:lineRule="exact"/>
-              <w:ind w:left="108"/>
-              <w:rPr>
-                <w:rFonts w:ascii="GOST type B" w:hAnsi="GOST type B"/>
-                <w:i/>
-                <w:sz w:val="24"/>
-              </w:rPr>
-            </w:pPr>
-          </w:p>
-        </w:tc>
-        <w:tc>
-          <w:tcPr>
-            <w:tcW w:w="1843" w:type="dxa"/>
-            <w:gridSpan w:val="2"/>
-            <w:tcBorders>
-              <w:top w:val="single" w:sz="4" w:space="0" w:color="000000"/>
-              <w:left w:val="single" w:sz="4" w:space="0" w:color="auto"/>
-              <w:bottom w:val="single" w:sz="4" w:space="0" w:color="000000"/>
-            </w:tcBorders>
-          </w:tcPr>
-          <w:p>
-            <w:pPr>
-              <w:pStyle w:val="TableParagraph"/>
-              <w:rPr>
-                <w:rFonts w:ascii="GOST type B" w:hAnsi="GOST type B"/>
-                <w:i/>
-                <w:sz w:val="20"/>
-              </w:rPr>
-            </w:pPr>
-            <w:r>
-              <w:rPr>
-                <w:rFonts w:ascii="GOST type B" w:hAnsi="GOST type B"/>
-                <w:i/>
-                <w:sz w:val="24"/>
-                <w:lang w:val="en-US"/>
-              </w:rPr>
-              <w:t xml:space="preserve">  </w:t>
-            </w:r>
+              <w:rPr>
+                <w:rFonts w:ascii="GOST type B" w:hAnsi="GOST type B"/>
+                <w:i/>
+                <w:sz w:val="24"/>
+              </w:rPr>
+            </w:pPr>
+            <w:r>
+              <w:rPr>
+                <w:rFonts w:ascii="GOST type B" w:hAnsi="GOST type B"/>
+                <w:i/>
+                <w:sz w:val="24"/>
+              </w:rPr>
+              <w:t xml:space="preserve"> Плакат</w:t>
+            </w:r>
+          </w:p>
+        </w:tc>
+        <w:tc>
+          <w:tcPr>
+            <w:tcW w:w="1903" w:type="dxa"/>
+            <w:gridSpan w:val="3"/>
+            <w:tcBorders>
+              <w:top w:val="single" w:sz="4" w:space="0" w:color="000000"/>
+              <w:left w:val="single" w:sz="4" w:space="0" w:color="auto"/>
+              <w:bottom w:val="single" w:sz="4" w:space="0" w:color="000000"/>
+            </w:tcBorders>
+          </w:tcPr>
+          <w:p>
+            <w:pPr>
+              <w:pStyle w:val="TableParagraph"/>
+              <w:rPr>
+                <w:rFonts w:ascii="GOST type B" w:hAnsi="GOST type B"/>
+                <w:i/>
+                <w:sz w:val="20"/>
+              </w:rPr>
+            </w:pPr>
           </w:p>
         </w:tc>
       </w:tr>
@@ -2740,63 +2773,6 @@
                 <w:sz w:val="20"/>
               </w:rPr>
             </w:pPr>
-            <w:r>
-              <w:rPr>
-                <w:rFonts w:ascii="GOST type B" w:hAnsi="GOST type B"/>
-                <w:i/>
-                <w:sz w:val="24"/>
-              </w:rPr>
-              <w:t xml:space="preserve">ГУИР. </w:t>
-            </w:r>
-            <w:r>
-              <w:rPr>
-                <w:rFonts w:ascii="GOST type B" w:hAnsi="GOST type B"/>
-                <w:i/>
-                <w:sz w:val="24"/>
-                <w:lang w:val="en-US"/>
-              </w:rPr>
-              <w:t>153502</w:t>
-            </w:r>
-            <w:r>
-              <w:rPr>
-                <w:rFonts w:ascii="GOST type B" w:hAnsi="GOST type B"/>
-                <w:i/>
-                <w:sz w:val="24"/>
-              </w:rPr>
-              <w:t>.0</w:t>
-            </w:r>
-            <w:r>
-              <w:rPr>
-                <w:rFonts w:ascii="GOST type B" w:hAnsi="GOST type B"/>
-                <w:i/>
-                <w:sz w:val="24"/>
-                <w:lang w:val="en-US"/>
-              </w:rPr>
-              <w:t>0</w:t>
-            </w:r>
-            <w:r>
-              <w:rPr>
-                <w:rFonts w:ascii="GOST type B" w:hAnsi="GOST type B"/>
-                <w:i/>
-                <w:sz w:val="24"/>
-              </w:rPr>
-              <w:t>3</w:t>
-            </w:r>
-            <w:r>
-              <w:rPr>
-                <w:rFonts w:ascii="GOST type B" w:hAnsi="GOST type B"/>
-                <w:i/>
-              </w:rPr>
-              <w:t xml:space="preserve"> </w:t>
-            </w:r>
-            <w:r>
-              <w:rPr>
-                <w:rFonts w:ascii="GOST type B" w:hAnsi="GOST type B"/>
-                <w:i/>
-                <w:sz w:val="24"/>
-              </w:rPr>
-              <w:t>ПЛ</w:t>
-            </w:r>
           </w:p>
         </w:tc>
         <w:tc>
@@ -2814,83 +2790,33 @@
             <w:pPr>
               <w:pStyle w:val="TableParagraph"/>
               <w:spacing w:line="256" w:lineRule="exact"/>
-              <w:ind w:left="108"/>
-              <w:rPr>
-                <w:rFonts w:ascii="GOST type B" w:hAnsi="GOST type B"/>
-                <w:i/>
-                <w:sz w:val="24"/>
-              </w:rPr>
-            </w:pPr>
-            <w:r>
-              <w:rPr>
-                <w:rFonts w:ascii="GOST type B" w:hAnsi="GOST type B"/>
-                <w:i/>
-                <w:sz w:val="24"/>
-              </w:rPr>
-              <w:t xml:space="preserve">Архитектура </w:t>
-            </w:r>
-            <w:r>
-              <w:rPr>
-                <w:rFonts w:ascii="GOST type B" w:hAnsi="GOST type B"/>
-                <w:i/>
-                <w:sz w:val="24"/>
-                <w:lang w:val="en-US"/>
-              </w:rPr>
-              <w:t xml:space="preserve">React </w:t>
-            </w:r>
-            <w:r>
-              <w:rPr>
-                <w:rFonts w:ascii="GOST type B" w:hAnsi="GOST type B"/>
-                <w:i/>
-                <w:sz w:val="24"/>
-              </w:rPr>
-              <w:t>приложения</w:t>
-            </w:r>
-            <w:r>
-              <w:rPr>
-                <w:rFonts w:ascii="GOST type B" w:hAnsi="GOST type B"/>
-                <w:i/>
-                <w:sz w:val="24"/>
-              </w:rPr>
-              <w:t>.</w:t>
-            </w:r>
-          </w:p>
-        </w:tc>
-        <w:tc>
-          <w:tcPr>
-            <w:tcW w:w="1843" w:type="dxa"/>
-            <w:gridSpan w:val="2"/>
-            <w:tcBorders>
-              <w:top w:val="single" w:sz="4" w:space="0" w:color="000000"/>
-              <w:left w:val="single" w:sz="4" w:space="0" w:color="auto"/>
-              <w:bottom w:val="single" w:sz="4" w:space="0" w:color="000000"/>
-            </w:tcBorders>
-          </w:tcPr>
-          <w:p>
-            <w:pPr>
-              <w:pStyle w:val="TableParagraph"/>
-              <w:rPr>
-                <w:rFonts w:ascii="GOST type B" w:hAnsi="GOST type B"/>
-                <w:i/>
-                <w:sz w:val="20"/>
-              </w:rPr>
-            </w:pPr>
-            <w:r>
-              <w:rPr>
-                <w:rFonts w:ascii="GOST type B" w:hAnsi="GOST type B"/>
-                <w:i/>
-                <w:sz w:val="24"/>
-              </w:rPr>
-              <w:t xml:space="preserve">  </w:t>
-            </w:r>
-            <w:r>
-              <w:rPr>
-                <w:rFonts w:ascii="GOST type B" w:hAnsi="GOST type B"/>
-                <w:i/>
-                <w:sz w:val="24"/>
-              </w:rPr>
-              <w:t>Формат А4</w:t>
-            </w:r>
+              <w:rPr>
+                <w:rFonts w:ascii="GOST type B" w:hAnsi="GOST type B"/>
+                <w:i/>
+                <w:sz w:val="24"/>
+              </w:rPr>
+            </w:pPr>
+          </w:p>
+        </w:tc>
+        <w:tc>
+          <w:tcPr>
+            <w:tcW w:w="1903" w:type="dxa"/>
+            <w:gridSpan w:val="3"/>
+            <w:tcBorders>
+              <w:top w:val="single" w:sz="4" w:space="0" w:color="000000"/>
+              <w:left w:val="single" w:sz="4" w:space="0" w:color="auto"/>
+              <w:bottom w:val="single" w:sz="4" w:space="0" w:color="000000"/>
+            </w:tcBorders>
+          </w:tcPr>
+          <w:p>
+            <w:pPr>
+              <w:pStyle w:val="TableParagraph"/>
+              <w:rPr>
+                <w:rFonts w:ascii="GOST type B" w:hAnsi="GOST type B"/>
+                <w:i/>
+                <w:sz w:val="20"/>
+              </w:rPr>
+            </w:pPr>
           </w:p>
         </w:tc>
       </w:tr>
@@ -2918,6 +2844,71 @@
                 <w:sz w:val="24"/>
               </w:rPr>
             </w:pPr>
+            <w:r>
+              <w:rPr>
+                <w:rFonts w:ascii="GOST type B" w:hAnsi="GOST type B"/>
+                <w:i/>
+                <w:sz w:val="24"/>
+              </w:rPr>
+              <w:t xml:space="preserve"> </w:t>
+            </w:r>
+            <w:r>
+              <w:rPr>
+                <w:rFonts w:ascii="GOST type B" w:hAnsi="GOST type B"/>
+                <w:i/>
+                <w:sz w:val="24"/>
+              </w:rPr>
+              <w:t xml:space="preserve">ГУИР. </w:t>
+            </w:r>
+            <w:r>
+              <w:rPr>
+                <w:rFonts w:ascii="GOST type B" w:hAnsi="GOST type B"/>
+                <w:i/>
+                <w:sz w:val="24"/>
+                <w:lang w:val="en-US"/>
+              </w:rPr>
+              <w:t>153502</w:t>
+            </w:r>
+            <w:r>
+              <w:rPr>
+                <w:rFonts w:ascii="GOST type B" w:hAnsi="GOST type B"/>
+                <w:i/>
+                <w:sz w:val="24"/>
+              </w:rPr>
+              <w:t>.0</w:t>
+            </w:r>
+            <w:r>
+              <w:rPr>
+                <w:rFonts w:ascii="GOST type B" w:hAnsi="GOST type B"/>
+                <w:i/>
+                <w:sz w:val="24"/>
+                <w:lang w:val="en-US"/>
+              </w:rPr>
+              <w:t>0</w:t>
+            </w:r>
+            <w:r>
+              <w:rPr>
+                <w:rFonts w:ascii="GOST type B" w:hAnsi="GOST type B"/>
+                <w:i/>
+                <w:sz w:val="24"/>
+              </w:rPr>
+              <w:t>3</w:t>
+            </w:r>
+            <w:r>
+              <w:rPr>
+                <w:rFonts w:ascii="GOST type B" w:hAnsi="GOST type B"/>
+                <w:i/>
+              </w:rPr>
+              <w:t xml:space="preserve"> </w:t>
+            </w:r>
+            <w:r>
+              <w:rPr>
+                <w:rFonts w:ascii="GOST type B" w:hAnsi="GOST type B"/>
+                <w:i/>
+                <w:sz w:val="24"/>
+              </w:rPr>
+              <w:t>ПЛ</w:t>
+            </w:r>
           </w:p>
         </w:tc>
         <w:tc>
@@ -2947,22 +2938,39 @@
                 <w:i/>
                 <w:sz w:val="24"/>
               </w:rPr>
-              <w:t xml:space="preserve"> </w:t>
-            </w:r>
-            <w:r>
-              <w:rPr>
-                <w:rFonts w:ascii="GOST type B" w:hAnsi="GOST type B"/>
-                <w:i/>
-                <w:sz w:val="24"/>
-              </w:rPr>
-              <w:t>Плакат</w:t>
-            </w:r>
-          </w:p>
-        </w:tc>
-        <w:tc>
-          <w:tcPr>
-            <w:tcW w:w="1843" w:type="dxa"/>
-            <w:gridSpan w:val="2"/>
+              <w:t xml:space="preserve"> Архитектура </w:t>
+            </w:r>
+            <w:r>
+              <w:rPr>
+                <w:rFonts w:ascii="GOST type B" w:hAnsi="GOST type B"/>
+                <w:i/>
+                <w:sz w:val="24"/>
+                <w:lang w:val="en-US"/>
+              </w:rPr>
+              <w:t xml:space="preserve">React </w:t>
+            </w:r>
+            <w:r>
+              <w:rPr>
+                <w:rFonts w:ascii="GOST type B" w:hAnsi="GOST type B"/>
+                <w:i/>
+                <w:sz w:val="24"/>
+              </w:rPr>
+              <w:t>приложения</w:t>
+            </w:r>
+            <w:r>
+              <w:rPr>
+                <w:rFonts w:ascii="GOST type B" w:hAnsi="GOST type B"/>
+                <w:i/>
+                <w:sz w:val="24"/>
+              </w:rPr>
+              <w:t>.</w:t>
+            </w:r>
+          </w:p>
+        </w:tc>
+        <w:tc>
+          <w:tcPr>
+            <w:tcW w:w="1903" w:type="dxa"/>
+            <w:gridSpan w:val="3"/>
             <w:tcBorders>
               <w:top w:val="single" w:sz="4" w:space="0" w:color="000000"/>
               <w:left w:val="single" w:sz="4" w:space="0" w:color="auto"/>
@@ -2979,6 +2987,22 @@
                 <w:sz w:val="24"/>
               </w:rPr>
             </w:pPr>
+            <w:r>
+              <w:rPr>
+                <w:rFonts w:ascii="GOST type B" w:hAnsi="GOST type B"/>
+                <w:i/>
+                <w:sz w:val="24"/>
+              </w:rPr>
+              <w:t xml:space="preserve">  </w:t>
+            </w:r>
+            <w:r>
+              <w:rPr>
+                <w:rFonts w:ascii="GOST type B" w:hAnsi="GOST type B"/>
+                <w:i/>
+                <w:sz w:val="24"/>
+              </w:rPr>
+              <w:t>Формат А4</w:t>
+            </w:r>
           </w:p>
         </w:tc>
       </w:tr>
@@ -3029,12 +3053,28 @@
                 <w:lang w:val="en-US"/>
               </w:rPr>
             </w:pPr>
-          </w:p>
-        </w:tc>
-        <w:tc>
-          <w:tcPr>
-            <w:tcW w:w="1843" w:type="dxa"/>
-            <w:gridSpan w:val="2"/>
+            <w:r>
+              <w:rPr>
+                <w:rFonts w:ascii="GOST type B" w:hAnsi="GOST type B"/>
+                <w:i/>
+                <w:sz w:val="24"/>
+              </w:rPr>
+              <w:t xml:space="preserve"> </w:t>
+            </w:r>
+            <w:r>
+              <w:rPr>
+                <w:rFonts w:ascii="GOST type B" w:hAnsi="GOST type B"/>
+                <w:i/>
+                <w:sz w:val="24"/>
+              </w:rPr>
+              <w:t>Плакат</w:t>
+            </w:r>
+          </w:p>
+        </w:tc>
+        <w:tc>
+          <w:tcPr>
+            <w:tcW w:w="1903" w:type="dxa"/>
+            <w:gridSpan w:val="3"/>
             <w:tcBorders>
               <w:top w:val="single" w:sz="4" w:space="0" w:color="000000"/>
               <w:left w:val="single" w:sz="4" w:space="0" w:color="auto"/>
@@ -3103,8 +3143,8 @@
         </w:tc>
         <w:tc>
           <w:tcPr>
-            <w:tcW w:w="1843" w:type="dxa"/>
-            <w:gridSpan w:val="2"/>
+            <w:tcW w:w="1903" w:type="dxa"/>
+            <w:gridSpan w:val="3"/>
             <w:tcBorders>
               <w:top w:val="single" w:sz="4" w:space="0" w:color="000000"/>
               <w:left w:val="single" w:sz="4" w:space="0" w:color="auto"/>
@@ -3174,8 +3214,8 @@
         </w:tc>
         <w:tc>
           <w:tcPr>
-            <w:tcW w:w="1843" w:type="dxa"/>
-            <w:gridSpan w:val="2"/>
+            <w:tcW w:w="1903" w:type="dxa"/>
+            <w:gridSpan w:val="3"/>
             <w:tcBorders>
               <w:top w:val="single" w:sz="4" w:space="0" w:color="000000"/>
               <w:left w:val="single" w:sz="4" w:space="0" w:color="auto"/>
@@ -3246,8 +3286,8 @@
         </w:tc>
         <w:tc>
           <w:tcPr>
-            <w:tcW w:w="1843" w:type="dxa"/>
-            <w:gridSpan w:val="2"/>
+            <w:tcW w:w="1903" w:type="dxa"/>
+            <w:gridSpan w:val="3"/>
             <w:tcBorders>
               <w:top w:val="single" w:sz="4" w:space="0" w:color="000000"/>
               <w:left w:val="single" w:sz="4" w:space="0" w:color="auto"/>
@@ -3312,8 +3352,8 @@
         </w:tc>
         <w:tc>
           <w:tcPr>
-            <w:tcW w:w="1843" w:type="dxa"/>
-            <w:gridSpan w:val="2"/>
+            <w:tcW w:w="1903" w:type="dxa"/>
+            <w:gridSpan w:val="3"/>
             <w:tcBorders>
               <w:top w:val="single" w:sz="4" w:space="0" w:color="000000"/>
               <w:left w:val="single" w:sz="4" w:space="0" w:color="auto"/>
@@ -3376,8 +3416,8 @@
         </w:tc>
         <w:tc>
           <w:tcPr>
-            <w:tcW w:w="1843" w:type="dxa"/>
-            <w:gridSpan w:val="2"/>
+            <w:tcW w:w="1903" w:type="dxa"/>
+            <w:gridSpan w:val="3"/>
             <w:tcBorders>
               <w:top w:val="single" w:sz="4" w:space="0" w:color="000000"/>
               <w:left w:val="single" w:sz="4" w:space="0" w:color="auto"/>
@@ -3439,8 +3479,8 @@
         </w:tc>
         <w:tc>
           <w:tcPr>
-            <w:tcW w:w="1843" w:type="dxa"/>
-            <w:gridSpan w:val="2"/>
+            <w:tcW w:w="1903" w:type="dxa"/>
+            <w:gridSpan w:val="3"/>
             <w:tcBorders>
               <w:top w:val="single" w:sz="4" w:space="0" w:color="000000"/>
               <w:left w:val="single" w:sz="4" w:space="0" w:color="auto"/>
@@ -3502,8 +3542,8 @@
         </w:tc>
         <w:tc>
           <w:tcPr>
-            <w:tcW w:w="1843" w:type="dxa"/>
-            <w:gridSpan w:val="2"/>
+            <w:tcW w:w="1903" w:type="dxa"/>
+            <w:gridSpan w:val="3"/>
             <w:tcBorders>
               <w:top w:val="single" w:sz="4" w:space="0" w:color="000000"/>
               <w:left w:val="single" w:sz="4" w:space="0" w:color="auto"/>
@@ -3565,8 +3605,8 @@
         </w:tc>
         <w:tc>
           <w:tcPr>
-            <w:tcW w:w="1843" w:type="dxa"/>
-            <w:gridSpan w:val="2"/>
+            <w:tcW w:w="1903" w:type="dxa"/>
+            <w:gridSpan w:val="3"/>
             <w:tcBorders>
               <w:top w:val="single" w:sz="4" w:space="0" w:color="000000"/>
               <w:left w:val="single" w:sz="4" w:space="0" w:color="auto"/>
@@ -3628,8 +3668,8 @@
         </w:tc>
         <w:tc>
           <w:tcPr>
-            <w:tcW w:w="1843" w:type="dxa"/>
-            <w:gridSpan w:val="2"/>
+            <w:tcW w:w="1903" w:type="dxa"/>
+            <w:gridSpan w:val="3"/>
             <w:tcBorders>
               <w:top w:val="single" w:sz="4" w:space="0" w:color="000000"/>
               <w:left w:val="single" w:sz="4" w:space="0" w:color="auto"/>
@@ -3691,8 +3731,8 @@
         </w:tc>
         <w:tc>
           <w:tcPr>
-            <w:tcW w:w="1843" w:type="dxa"/>
-            <w:gridSpan w:val="2"/>
+            <w:tcW w:w="1903" w:type="dxa"/>
+            <w:gridSpan w:val="3"/>
             <w:tcBorders>
               <w:top w:val="single" w:sz="4" w:space="0" w:color="000000"/>
               <w:left w:val="single" w:sz="4" w:space="0" w:color="auto"/>
@@ -3754,8 +3794,8 @@
         </w:tc>
         <w:tc>
           <w:tcPr>
-            <w:tcW w:w="1843" w:type="dxa"/>
-            <w:gridSpan w:val="2"/>
+            <w:tcW w:w="1903" w:type="dxa"/>
+            <w:gridSpan w:val="3"/>
             <w:tcBorders>
               <w:top w:val="single" w:sz="4" w:space="0" w:color="000000"/>
               <w:left w:val="single" w:sz="4" w:space="0" w:color="auto"/>
@@ -3817,8 +3857,8 @@
         </w:tc>
         <w:tc>
           <w:tcPr>
-            <w:tcW w:w="1843" w:type="dxa"/>
-            <w:gridSpan w:val="2"/>
+            <w:tcW w:w="1903" w:type="dxa"/>
+            <w:gridSpan w:val="3"/>
             <w:tcBorders>
               <w:top w:val="single" w:sz="4" w:space="0" w:color="000000"/>
               <w:left w:val="single" w:sz="4" w:space="0" w:color="auto"/>
@@ -3880,8 +3920,8 @@
         </w:tc>
         <w:tc>
           <w:tcPr>
-            <w:tcW w:w="1843" w:type="dxa"/>
-            <w:gridSpan w:val="2"/>
+            <w:tcW w:w="1903" w:type="dxa"/>
+            <w:gridSpan w:val="3"/>
             <w:tcBorders>
               <w:top w:val="single" w:sz="4" w:space="0" w:color="000000"/>
               <w:left w:val="single" w:sz="4" w:space="0" w:color="auto"/>
@@ -3943,8 +3983,8 @@
         </w:tc>
         <w:tc>
           <w:tcPr>
-            <w:tcW w:w="1843" w:type="dxa"/>
-            <w:gridSpan w:val="2"/>
+            <w:tcW w:w="1903" w:type="dxa"/>
+            <w:gridSpan w:val="3"/>
             <w:tcBorders>
               <w:top w:val="single" w:sz="4" w:space="0" w:color="000000"/>
               <w:left w:val="single" w:sz="4" w:space="0" w:color="auto"/>
@@ -4006,8 +4046,8 @@
         </w:tc>
         <w:tc>
           <w:tcPr>
-            <w:tcW w:w="1843" w:type="dxa"/>
-            <w:gridSpan w:val="2"/>
+            <w:tcW w:w="1903" w:type="dxa"/>
+            <w:gridSpan w:val="3"/>
             <w:tcBorders>
               <w:top w:val="single" w:sz="4" w:space="0" w:color="000000"/>
               <w:left w:val="single" w:sz="4" w:space="0" w:color="auto"/>
@@ -4069,8 +4109,8 @@
         </w:tc>
         <w:tc>
           <w:tcPr>
-            <w:tcW w:w="1843" w:type="dxa"/>
-            <w:gridSpan w:val="2"/>
+            <w:tcW w:w="1903" w:type="dxa"/>
+            <w:gridSpan w:val="3"/>
             <w:tcBorders>
               <w:top w:val="single" w:sz="4" w:space="0" w:color="000000"/>
               <w:left w:val="single" w:sz="4" w:space="0" w:color="auto"/>
@@ -4089,6 +4129,8 @@
       </w:tr>
       <w:tr>
         <w:trPr>
+          <w:gridAfter w:val="1"/>
+          <w:wAfter w:w="60" w:type="dxa"/>
           <w:trHeight w:val="248"/>
         </w:trPr>
         <w:tc>
@@ -4239,6 +4281,8 @@
       </w:tr>
       <w:tr>
         <w:trPr>
+          <w:gridAfter w:val="1"/>
+          <w:wAfter w:w="60" w:type="dxa"/>
           <w:trHeight w:val="255"/>
         </w:trPr>
         <w:tc>
@@ -4348,6 +4392,8 @@
       </w:tr>
       <w:tr>
         <w:trPr>
+          <w:gridAfter w:val="1"/>
+          <w:wAfter w:w="60" w:type="dxa"/>
           <w:trHeight w:val="258"/>
         </w:trPr>
         <w:tc>
@@ -4452,6 +4498,8 @@
       </w:tr>
       <w:tr>
         <w:trPr>
+          <w:gridAfter w:val="1"/>
+          <w:wAfter w:w="60" w:type="dxa"/>
           <w:trHeight w:val="253"/>
         </w:trPr>
         <w:tc>
@@ -4658,28 +4706,27 @@
               <w:ind w:left="482" w:right="455"/>
               <w:jc w:val="center"/>
               <w:rPr>
-                <w:i/>
-                <w:sz w:val="20"/>
-              </w:rPr>
-            </w:pPr>
-            <w:r>
-              <w:rPr>
-                <w:rFonts w:ascii="GOST type B" w:hAnsi="GOST type B"/>
-                <w:i/>
-              </w:rPr>
-              <w:t>П</w:t>
-            </w:r>
-            <w:r>
-              <w:rPr>
-                <w:rFonts w:ascii="GOST type B" w:hAnsi="GOST type B"/>
-                <w:i/>
-              </w:rPr>
-              <w:t xml:space="preserve">латформа для анализа статистики игрока в компьютерной игре </w:t>
-            </w:r>
-            <w:r>
-              <w:rPr>
-                <w:rFonts w:ascii="GOST type B" w:hAnsi="GOST type B"/>
-                <w:i/>
+                <w:rFonts w:ascii="GOST type B" w:hAnsi="GOST type B"/>
+                <w:i/>
+                <w:sz w:val="20"/>
+                <w:szCs w:val="20"/>
+              </w:rPr>
+            </w:pPr>
+            <w:r>
+              <w:rPr>
+                <w:rFonts w:ascii="GOST type B" w:hAnsi="GOST type B"/>
+                <w:i/>
+                <w:sz w:val="20"/>
+                <w:szCs w:val="20"/>
+              </w:rPr>
+              <w:t xml:space="preserve">Платформа для анализа статистики игрока в компьютерной игре </w:t>
+            </w:r>
+            <w:r>
+              <w:rPr>
+                <w:rFonts w:ascii="GOST type B" w:hAnsi="GOST type B"/>
+                <w:i/>
+                <w:sz w:val="20"/>
+                <w:szCs w:val="20"/>
                 <w:lang w:val="en-US"/>
               </w:rPr>
               <w:t>DOTA</w:t>
@@ -4688,20 +4735,28 @@
               <w:rPr>
                 <w:rFonts w:ascii="GOST type B" w:hAnsi="GOST type B"/>
                 <w:i/>
-              </w:rPr>
-              <w:t>2</w:t>
-            </w:r>
-            <w:r>
-              <w:rPr>
-                <w:rFonts w:ascii="GOST type B" w:hAnsi="GOST type B"/>
-                <w:i/>
-              </w:rPr>
-              <w:t xml:space="preserve">. </w:t>
-            </w:r>
-            <w:r>
-              <w:rPr>
-                <w:rFonts w:ascii="GOST type B" w:hAnsi="GOST type B"/>
-                <w:i/>
+                <w:sz w:val="20"/>
+                <w:szCs w:val="20"/>
+              </w:rPr>
+              <w:t>2.</w:t>
+            </w:r>
+          </w:p>
+          <w:p>
+            <w:pPr>
+              <w:pStyle w:val="TableParagraph"/>
+              <w:ind w:left="482" w:right="455"/>
+              <w:jc w:val="center"/>
+              <w:rPr>
+                <w:i/>
+                <w:sz w:val="20"/>
+              </w:rPr>
+            </w:pPr>
+            <w:r>
+              <w:rPr>
+                <w:rFonts w:ascii="GOST type B" w:hAnsi="GOST type B"/>
+                <w:i/>
+                <w:sz w:val="20"/>
+                <w:szCs w:val="20"/>
               </w:rPr>
               <w:t>Ведомость дипломного проекта</w:t>
             </w:r>
@@ -4797,6 +4852,8 @@
       </w:tr>
       <w:tr>
         <w:trPr>
+          <w:gridAfter w:val="1"/>
+          <w:wAfter w:w="60" w:type="dxa"/>
           <w:trHeight w:val="250"/>
         </w:trPr>
         <w:tc>
@@ -5077,6 +5134,8 @@
       </w:tr>
       <w:tr>
         <w:trPr>
+          <w:gridAfter w:val="1"/>
+          <w:wAfter w:w="60" w:type="dxa"/>
           <w:trHeight w:val="253"/>
         </w:trPr>
         <w:tc>
@@ -5288,6 +5347,8 @@
       </w:tr>
       <w:tr>
         <w:trPr>
+          <w:gridAfter w:val="1"/>
+          <w:wAfter w:w="60" w:type="dxa"/>
           <w:trHeight w:val="253"/>
         </w:trPr>
         <w:tc>
@@ -5465,6 +5526,8 @@
       </w:tr>
       <w:tr>
         <w:trPr>
+          <w:gridAfter w:val="1"/>
+          <w:wAfter w:w="60" w:type="dxa"/>
           <w:trHeight w:val="255"/>
         </w:trPr>
         <w:tc>
@@ -5614,6 +5677,8 @@
       </w:tr>
       <w:tr>
         <w:trPr>
+          <w:gridAfter w:val="1"/>
+          <w:wAfter w:w="60" w:type="dxa"/>
           <w:trHeight w:val="257"/>
         </w:trPr>
         <w:tc>
